--- a/docs/cofounders/Bud_Cofounder_Agreement_Security.docx
+++ b/docs/cofounders/Bud_Cofounder_Agreement_Security.docx
@@ -129,7 +129,13 @@
           <w:p>
             <w:r/>
             <w:r>
-              <w:t>[●]% of fully-diluted share capital at grant, subject to the vesting terms in Annex A</w:t>
+              <w:rPr>
+                <w:b/>
+              </w:rPr>
+              <w:t>19%</w:t>
+            </w:r>
+            <w:r>
+              <w:t xml:space="preserve"> of fully-diluted share capital at grant, subject to the vesting terms in Annex A</w:t>
             </w:r>
           </w:p>
         </w:tc>
@@ -236,6 +242,324 @@
           <w:bottom w:val="single" w:sz="6" w:color="BBBBBB"/>
         </w:pBdr>
       </w:pPr>
+    </w:p>
+    <w:p>
+      <w:pPr>
+        <w:pStyle w:val="Heading2"/>
+      </w:pPr>
+      <w:r>
+        <w:rPr>
+          <w:color w:val="1A1A1A"/>
+        </w:rPr>
+        <w:t>Founding team &amp; ownership</w:t>
+      </w:r>
+    </w:p>
+    <w:p>
+      <w:r>
+        <w:t>The founding team holds 97% of BuddyUp Ltd. at incorporation, split as follows:</w:t>
+      </w:r>
+    </w:p>
+    <w:tbl>
+      <w:tblPr>
+        <w:tblStyle w:val="LightGrid-Accent1"/>
+        <w:tblW w:type="auto" w:w="0"/>
+        <w:jc w:val="left"/>
+        <w:tblLook w:firstColumn="1" w:firstRow="1" w:lastColumn="0" w:lastRow="0" w:noHBand="0" w:noVBand="1" w:val="04A0"/>
+      </w:tblPr>
+      <w:tblGrid>
+        <w:gridCol w:w="3216"/>
+        <w:gridCol w:w="3216"/>
+        <w:gridCol w:w="3216"/>
+      </w:tblGrid>
+      <w:tr>
+        <w:tc>
+          <w:tcPr>
+            <w:tcW w:type="dxa" w:w="3216"/>
+          </w:tcPr>
+          <w:p>
+            <w:r>
+              <w:rPr>
+                <w:b/>
+              </w:rPr>
+            </w:r>
+            <w:r>
+              <w:rPr>
+                <w:b/>
+              </w:rPr>
+              <w:t>Seat</w:t>
+            </w:r>
+          </w:p>
+        </w:tc>
+        <w:tc>
+          <w:tcPr>
+            <w:tcW w:type="dxa" w:w="3216"/>
+          </w:tcPr>
+          <w:p>
+            <w:r>
+              <w:rPr>
+                <w:b/>
+              </w:rPr>
+            </w:r>
+            <w:r>
+              <w:rPr>
+                <w:b/>
+              </w:rPr>
+              <w:t>Holder</w:t>
+            </w:r>
+          </w:p>
+        </w:tc>
+        <w:tc>
+          <w:tcPr>
+            <w:tcW w:type="dxa" w:w="3216"/>
+          </w:tcPr>
+          <w:p>
+            <w:r>
+              <w:rPr>
+                <w:b/>
+              </w:rPr>
+            </w:r>
+            <w:r>
+              <w:rPr>
+                <w:b/>
+              </w:rPr>
+              <w:t>Equity</w:t>
+            </w:r>
+          </w:p>
+        </w:tc>
+      </w:tr>
+      <w:tr>
+        <w:tc>
+          <w:tcPr>
+            <w:tcW w:type="dxa" w:w="3216"/>
+          </w:tcPr>
+          <w:p>
+            <w:r/>
+            <w:r>
+              <w:t>Cofounder &amp; CEO — Engineering</w:t>
+            </w:r>
+          </w:p>
+        </w:tc>
+        <w:tc>
+          <w:tcPr>
+            <w:tcW w:type="dxa" w:w="3216"/>
+          </w:tcPr>
+          <w:p>
+            <w:r/>
+            <w:r>
+              <w:t>Peter Mbugua</w:t>
+            </w:r>
+          </w:p>
+        </w:tc>
+        <w:tc>
+          <w:tcPr>
+            <w:tcW w:type="dxa" w:w="3216"/>
+          </w:tcPr>
+          <w:p>
+            <w:r/>
+            <w:r>
+              <w:rPr>
+                <w:b/>
+              </w:rPr>
+              <w:t>21%</w:t>
+            </w:r>
+          </w:p>
+        </w:tc>
+      </w:tr>
+      <w:tr>
+        <w:tc>
+          <w:tcPr>
+            <w:tcW w:type="dxa" w:w="3216"/>
+          </w:tcPr>
+          <w:p>
+            <w:r/>
+            <w:r>
+              <w:t>Cofounder — Security Engineering &amp; Trust</w:t>
+            </w:r>
+          </w:p>
+        </w:tc>
+        <w:tc>
+          <w:tcPr>
+            <w:tcW w:type="dxa" w:w="3216"/>
+          </w:tcPr>
+          <w:p>
+            <w:r/>
+            <w:r>
+              <w:rPr>
+                <w:i/>
+              </w:rPr>
+              <w:t>(this offer — [Full legal name])</w:t>
+            </w:r>
+          </w:p>
+        </w:tc>
+        <w:tc>
+          <w:tcPr>
+            <w:tcW w:type="dxa" w:w="3216"/>
+          </w:tcPr>
+          <w:p>
+            <w:r/>
+            <w:r>
+              <w:rPr>
+                <w:b/>
+              </w:rPr>
+              <w:t>19%</w:t>
+            </w:r>
+          </w:p>
+        </w:tc>
+      </w:tr>
+      <w:tr>
+        <w:tc>
+          <w:tcPr>
+            <w:tcW w:type="dxa" w:w="3216"/>
+          </w:tcPr>
+          <w:p>
+            <w:r/>
+            <w:r>
+              <w:t>Cofounder — Marketing, Sales &amp; Partnerships</w:t>
+            </w:r>
+          </w:p>
+        </w:tc>
+        <w:tc>
+          <w:tcPr>
+            <w:tcW w:type="dxa" w:w="3216"/>
+          </w:tcPr>
+          <w:p>
+            <w:r/>
+            <w:r>
+              <w:t>[●]</w:t>
+            </w:r>
+          </w:p>
+        </w:tc>
+        <w:tc>
+          <w:tcPr>
+            <w:tcW w:type="dxa" w:w="3216"/>
+          </w:tcPr>
+          <w:p>
+            <w:r/>
+            <w:r>
+              <w:t>19%</w:t>
+            </w:r>
+          </w:p>
+        </w:tc>
+      </w:tr>
+      <w:tr>
+        <w:tc>
+          <w:tcPr>
+            <w:tcW w:type="dxa" w:w="3216"/>
+          </w:tcPr>
+          <w:p>
+            <w:r/>
+            <w:r>
+              <w:t>Cofounder — Finance, Strategy &amp; Controller</w:t>
+            </w:r>
+          </w:p>
+        </w:tc>
+        <w:tc>
+          <w:tcPr>
+            <w:tcW w:type="dxa" w:w="3216"/>
+          </w:tcPr>
+          <w:p>
+            <w:r/>
+            <w:r>
+              <w:t>[●]</w:t>
+            </w:r>
+          </w:p>
+        </w:tc>
+        <w:tc>
+          <w:tcPr>
+            <w:tcW w:type="dxa" w:w="3216"/>
+          </w:tcPr>
+          <w:p>
+            <w:r/>
+            <w:r>
+              <w:t>19%</w:t>
+            </w:r>
+          </w:p>
+        </w:tc>
+      </w:tr>
+      <w:tr>
+        <w:tc>
+          <w:tcPr>
+            <w:tcW w:type="dxa" w:w="3216"/>
+          </w:tcPr>
+          <w:p>
+            <w:r/>
+            <w:r>
+              <w:t>Unallocated reserve (future hires / option pool)</w:t>
+            </w:r>
+          </w:p>
+        </w:tc>
+        <w:tc>
+          <w:tcPr>
+            <w:tcW w:type="dxa" w:w="3216"/>
+          </w:tcPr>
+          <w:p>
+            <w:r/>
+            <w:r>
+              <w:t>held for unanimous founder decision</w:t>
+            </w:r>
+          </w:p>
+        </w:tc>
+        <w:tc>
+          <w:tcPr>
+            <w:tcW w:type="dxa" w:w="3216"/>
+          </w:tcPr>
+          <w:p>
+            <w:r/>
+            <w:r>
+              <w:t>3%</w:t>
+            </w:r>
+          </w:p>
+        </w:tc>
+      </w:tr>
+      <w:tr>
+        <w:tc>
+          <w:tcPr>
+            <w:tcW w:type="dxa" w:w="3216"/>
+          </w:tcPr>
+          <w:p>
+            <w:r/>
+            <w:r>
+              <w:rPr>
+                <w:b/>
+              </w:rPr>
+              <w:t>Total</w:t>
+            </w:r>
+          </w:p>
+        </w:tc>
+        <w:tc>
+          <w:tcPr>
+            <w:tcW w:type="dxa" w:w="3216"/>
+          </w:tcPr>
+          <w:p>
+            <w:r/>
+          </w:p>
+        </w:tc>
+        <w:tc>
+          <w:tcPr>
+            <w:tcW w:type="dxa" w:w="3216"/>
+          </w:tcPr>
+          <w:p>
+            <w:r/>
+            <w:r>
+              <w:rPr>
+                <w:b/>
+              </w:rPr>
+              <w:t>100%</w:t>
+            </w:r>
+          </w:p>
+        </w:tc>
+      </w:tr>
+    </w:tbl>
+    <w:p/>
+    <w:p>
+      <w:r>
+        <w:t>All founder equity vests on identical terms (Annex A). No seat carries special</w:t>
+      </w:r>
+    </w:p>
+    <w:p>
+      <w:r>
+        <w:t>voting or economic rights beyond the shareholders' agreement.</w:t>
+      </w:r>
     </w:p>
     <w:p>
       <w:pPr>
@@ -623,7 +947,16 @@
     </w:p>
     <w:p>
       <w:r>
-        <w:t>Grant [●]% fully-diluted at grant; vesting and leaver terms per Annex A.</w:t>
+        <w:t xml:space="preserve">Grant of </w:t>
+      </w:r>
+      <w:r>
+        <w:rPr>
+          <w:b/>
+        </w:rPr>
+        <w:t>19%</w:t>
+      </w:r>
+      <w:r>
+        <w:t xml:space="preserve"> fully-diluted at grant; vesting and leaver terms per Annex A.</w:t>
       </w:r>
     </w:p>
     <w:p>
@@ -855,7 +1188,7 @@
           <w:p>
             <w:r/>
             <w:r>
-              <w:t>Name: [●]</w:t>
+              <w:t>Name: Peter Mbugua</w:t>
             </w:r>
           </w:p>
         </w:tc>
@@ -879,7 +1212,7 @@
           <w:p>
             <w:r/>
             <w:r>
-              <w:t>Title: Founder/CEO</w:t>
+              <w:t>Title: Cofounder &amp; CEO</w:t>
             </w:r>
           </w:p>
         </w:tc>
@@ -953,7 +1286,12 @@
         <w:pStyle w:val="ListNumber"/>
       </w:pPr>
       <w:r>
-        <w:t>Grant of [●]% fully-diluted at grant, recorded in the share register.</w:t>
+        <w:t>Grant of 19% of the fully-diluted capital of BuddyUp Ltd. as at the start date,</w:t>
+      </w:r>
+    </w:p>
+    <w:p>
+      <w:r>
+        <w:t>recorded in the share register.</w:t>
       </w:r>
     </w:p>
     <w:p>

--- a/docs/cofounders/Bud_Cofounder_Agreement_Security.docx
+++ b/docs/cofounders/Bud_Cofounder_Agreement_Security.docx
@@ -4,60 +4,46 @@
   <w:body>
     <w:p>
       <w:pPr>
-        <w:pStyle w:val="Title"/>
-        <w:jc w:val="center"/>
+        <w:pStyle w:val="Heading1"/>
       </w:pPr>
       <w:r>
-        <w:rPr>
-          <w:color w:val="008A5C"/>
-        </w:rPr>
         <w:t>Cofounder Agreement — Security</w:t>
-      </w:r>
-    </w:p>
-    <w:p>
-      <w:r>
-        <w:rPr>
-          <w:b/>
-        </w:rPr>
-        <w:t>BuddyUp Ltd.</w:t>
-      </w:r>
-      <w:r>
-        <w:t xml:space="preserve"> — Founding Team Heads of Terms (pre-shareholders' agreement)</w:t>
       </w:r>
     </w:p>
     <w:tbl>
       <w:tblPr>
-        <w:tblStyle w:val="LightGrid-Accent1"/>
+        <w:tblStyle w:val="TableGrid"/>
         <w:tblW w:type="auto" w:w="0"/>
-        <w:jc w:val="left"/>
         <w:tblLook w:firstColumn="1" w:firstRow="1" w:lastColumn="0" w:lastRow="0" w:noHBand="0" w:noVBand="1" w:val="04A0"/>
       </w:tblPr>
       <w:tblGrid>
-        <w:gridCol w:w="4824"/>
-        <w:gridCol w:w="4824"/>
+        <w:gridCol w:w="4320"/>
+        <w:gridCol w:w="4320"/>
       </w:tblGrid>
       <w:tr>
         <w:tc>
           <w:tcPr>
-            <w:tcW w:type="dxa" w:w="4824"/>
+            <w:tcW w:type="dxa" w:w="4320"/>
           </w:tcPr>
           <w:p>
             <w:r>
               <w:rPr>
                 <w:b/>
               </w:rPr>
+              <w:t>Document owner</w:t>
             </w:r>
           </w:p>
         </w:tc>
         <w:tc>
           <w:tcPr>
-            <w:tcW w:type="dxa" w:w="4824"/>
+            <w:tcW w:type="dxa" w:w="4320"/>
           </w:tcPr>
           <w:p>
             <w:r>
               <w:rPr>
                 <w:b/>
               </w:rPr>
+              <w:t>Review date</w:t>
             </w:r>
           </w:p>
         </w:tc>
@@ -65,10 +51,68 @@
       <w:tr>
         <w:tc>
           <w:tcPr>
-            <w:tcW w:type="dxa" w:w="4824"/>
+            <w:tcW w:type="dxa" w:w="4320"/>
           </w:tcPr>
           <w:p>
-            <w:r/>
+            <w:r>
+              <w:t>Peter Mbugua (CEO); incoming Security cofounder on appointment</w:t>
+            </w:r>
+          </w:p>
+        </w:tc>
+        <w:tc>
+          <w:tcPr>
+            <w:tcW w:type="dxa" w:w="4320"/>
+          </w:tcPr>
+          <w:p>
+            <w:r>
+              <w:t>2026-09-30</w:t>
+            </w:r>
+          </w:p>
+        </w:tc>
+      </w:tr>
+    </w:tbl>
+    <w:p/>
+    <w:p>
+      <w:r>
+        <w:rPr>
+          <w:b/>
+        </w:rPr>
+        <w:t>BuddyUp Ltd.</w:t>
+      </w:r>
+      <w:r>
+        <w:t xml:space="preserve"> — Founding Team Heads of Terms (pre-shareholders' agreement)</w:t>
+      </w:r>
+    </w:p>
+    <w:tbl>
+      <w:tblPr>
+        <w:tblStyle w:val="TableGrid"/>
+        <w:tblW w:type="auto" w:w="0"/>
+        <w:tblLook w:firstColumn="1" w:firstRow="1" w:lastColumn="0" w:lastRow="0" w:noHBand="0" w:noVBand="1" w:val="04A0"/>
+      </w:tblPr>
+      <w:tblGrid>
+        <w:gridCol w:w="4320"/>
+        <w:gridCol w:w="4320"/>
+      </w:tblGrid>
+      <w:tr>
+        <w:tc>
+          <w:tcPr>
+            <w:tcW w:type="dxa" w:w="4320"/>
+          </w:tcPr>
+          <w:p/>
+        </w:tc>
+        <w:tc>
+          <w:tcPr>
+            <w:tcW w:type="dxa" w:w="4320"/>
+          </w:tcPr>
+          <w:p/>
+        </w:tc>
+      </w:tr>
+      <w:tr>
+        <w:tc>
+          <w:tcPr>
+            <w:tcW w:type="dxa" w:w="4320"/>
+          </w:tcPr>
+          <w:p>
             <w:r>
               <w:t>Candidate</w:t>
             </w:r>
@@ -76,10 +120,9 @@
         </w:tc>
         <w:tc>
           <w:tcPr>
-            <w:tcW w:type="dxa" w:w="4824"/>
+            <w:tcW w:type="dxa" w:w="4320"/>
           </w:tcPr>
           <w:p>
-            <w:r/>
             <w:r>
               <w:t>[Full legal name], ID/Passport No. [●]</w:t>
             </w:r>
@@ -89,10 +132,9 @@
       <w:tr>
         <w:tc>
           <w:tcPr>
-            <w:tcW w:type="dxa" w:w="4824"/>
+            <w:tcW w:type="dxa" w:w="4320"/>
           </w:tcPr>
           <w:p>
-            <w:r/>
             <w:r>
               <w:t>Role</w:t>
             </w:r>
@@ -100,10 +142,9 @@
         </w:tc>
         <w:tc>
           <w:tcPr>
-            <w:tcW w:type="dxa" w:w="4824"/>
+            <w:tcW w:type="dxa" w:w="4320"/>
           </w:tcPr>
           <w:p>
-            <w:r/>
             <w:r>
               <w:t>Cofounder — Security Engineering &amp; Trust</w:t>
             </w:r>
@@ -113,10 +154,9 @@
       <w:tr>
         <w:tc>
           <w:tcPr>
-            <w:tcW w:type="dxa" w:w="4824"/>
+            <w:tcW w:type="dxa" w:w="4320"/>
           </w:tcPr>
           <w:p>
-            <w:r/>
             <w:r>
               <w:t>Proposed equity</w:t>
             </w:r>
@@ -124,15 +164,14 @@
         </w:tc>
         <w:tc>
           <w:tcPr>
-            <w:tcW w:type="dxa" w:w="4824"/>
+            <w:tcW w:type="dxa" w:w="4320"/>
           </w:tcPr>
           <w:p>
-            <w:r/>
             <w:r>
               <w:rPr>
                 <w:b/>
               </w:rPr>
-              <w:t>19%</w:t>
+              <w:t>16%</w:t>
             </w:r>
             <w:r>
               <w:t xml:space="preserve"> of fully-diluted share capital at grant, subject to the vesting terms in Annex A</w:t>
@@ -143,10 +182,40 @@
       <w:tr>
         <w:tc>
           <w:tcPr>
-            <w:tcW w:type="dxa" w:w="4824"/>
+            <w:tcW w:type="dxa" w:w="4320"/>
           </w:tcPr>
           <w:p>
-            <w:r/>
+            <w:r>
+              <w:t>Commitment</w:t>
+            </w:r>
+          </w:p>
+        </w:tc>
+        <w:tc>
+          <w:tcPr>
+            <w:tcW w:type="dxa" w:w="4320"/>
+          </w:tcPr>
+          <w:p>
+            <w:r>
+              <w:t xml:space="preserve">Part-time — minimum </w:t>
+            </w:r>
+            <w:r>
+              <w:rPr>
+                <w:b/>
+              </w:rPr>
+              <w:t>10 hours per week</w:t>
+            </w:r>
+            <w:r>
+              <w:t xml:space="preserve"> (Clause 4)</w:t>
+            </w:r>
+          </w:p>
+        </w:tc>
+      </w:tr>
+      <w:tr>
+        <w:tc>
+          <w:tcPr>
+            <w:tcW w:type="dxa" w:w="4320"/>
+          </w:tcPr>
+          <w:p>
             <w:r>
               <w:t>Vesting</w:t>
             </w:r>
@@ -154,10 +223,9 @@
         </w:tc>
         <w:tc>
           <w:tcPr>
-            <w:tcW w:type="dxa" w:w="4824"/>
+            <w:tcW w:type="dxa" w:w="4320"/>
           </w:tcPr>
           <w:p>
-            <w:r/>
             <w:r>
               <w:t>4 years monthly, 1-year cliff (Annex A)</w:t>
             </w:r>
@@ -167,10 +235,9 @@
       <w:tr>
         <w:tc>
           <w:tcPr>
-            <w:tcW w:type="dxa" w:w="4824"/>
+            <w:tcW w:type="dxa" w:w="4320"/>
           </w:tcPr>
           <w:p>
-            <w:r/>
             <w:r>
               <w:t>Start date</w:t>
             </w:r>
@@ -178,10 +245,9 @@
         </w:tc>
         <w:tc>
           <w:tcPr>
-            <w:tcW w:type="dxa" w:w="4824"/>
+            <w:tcW w:type="dxa" w:w="4320"/>
           </w:tcPr>
           <w:p>
-            <w:r/>
             <w:r>
               <w:t>[●]</w:t>
             </w:r>
@@ -191,10 +257,9 @@
       <w:tr>
         <w:tc>
           <w:tcPr>
-            <w:tcW w:type="dxa" w:w="4824"/>
+            <w:tcW w:type="dxa" w:w="4320"/>
           </w:tcPr>
           <w:p>
-            <w:r/>
             <w:r>
               <w:t>Reporting line</w:t>
             </w:r>
@@ -202,10 +267,9 @@
         </w:tc>
         <w:tc>
           <w:tcPr>
-            <w:tcW w:type="dxa" w:w="4824"/>
+            <w:tcW w:type="dxa" w:w="4320"/>
           </w:tcPr>
           <w:p>
-            <w:r/>
             <w:r>
               <w:t>CEO / Board of BuddyUp Ltd.</w:t>
             </w:r>
@@ -216,72 +280,94 @@
     <w:p/>
     <w:p>
       <w:pPr>
-        <w:spacing w:after="160"/>
-        <w:ind w:left="360"/>
+        <w:ind w:left="432"/>
       </w:pPr>
       <w:r>
         <w:rPr>
           <w:b/>
-          <w:i/>
-          <w:color w:val="444444"/>
         </w:rPr>
         <w:t>Status:</w:t>
       </w:r>
       <w:r>
-        <w:rPr>
-          <w:i/>
-          <w:color w:val="444444"/>
-        </w:rPr>
-        <w:t xml:space="preserve"> This is an invitation to join the founding team and a summary of proposed terms. It is not a shareholders' agreement, not an employment contract, and not legal advice. It becomes binding only when superseded by the executed Founders' Shareholders' Agreement (Kenyan law) that all founders will sign together.</w:t>
+        <w:t xml:space="preserve"> This is an invitation to join the founding team and a summary of proposed</w:t>
       </w:r>
     </w:p>
     <w:p>
       <w:pPr>
-        <w:spacing w:before="80"/>
-        <w:pBdr>
-          <w:bottom w:val="single" w:sz="6" w:color="BBBBBB"/>
-        </w:pBdr>
+        <w:ind w:left="432"/>
       </w:pPr>
+      <w:r>
+        <w:t>terms. It is not a shareholders' agreement, not an employment contract, and not legal</w:t>
+      </w:r>
+    </w:p>
+    <w:p>
+      <w:pPr>
+        <w:ind w:left="432"/>
+      </w:pPr>
+      <w:r>
+        <w:t>advice. It becomes binding only when superseded by the executed Founders'</w:t>
+      </w:r>
+    </w:p>
+    <w:p>
+      <w:pPr>
+        <w:ind w:left="432"/>
+      </w:pPr>
+      <w:r>
+        <w:t>Shareholders' Agreement (Kenyan law) that all founders will sign together.</w:t>
+      </w:r>
     </w:p>
     <w:p>
       <w:pPr>
         <w:pStyle w:val="Heading2"/>
       </w:pPr>
       <w:r>
+        <w:t>Founding team &amp; ownership</w:t>
+      </w:r>
+      <w:r>
+        <w:br/>
+      </w:r>
+      <w:r>
+        <w:t>The founding team holds 80% of BuddyUp Ltd. at incorporation, with a **20%</w:t>
+      </w:r>
+      <w:r>
+        <w:br/>
+      </w:r>
+      <w:r>
+        <w:t>unallocated reserve** for future hires and the option pool. All five founder</w:t>
+      </w:r>
+      <w:r>
+        <w:br/>
+      </w:r>
+      <w:r>
+        <w:t xml:space="preserve">seats hold an </w:t>
+      </w:r>
+      <w:r>
         <w:rPr>
-          <w:color w:val="1A1A1A"/>
+          <w:b/>
         </w:rPr>
-        <w:t>Founding team &amp; ownership</w:t>
-      </w:r>
-    </w:p>
-    <w:p>
-      <w:r>
-        <w:t>The founding team holds 97% of BuddyUp Ltd. at incorporation, split as follows:</w:t>
+        <w:t>equal 16%</w:t>
+      </w:r>
+      <w:r>
+        <w:t xml:space="preserve"> — the YC-recommended structure — split as follows:</w:t>
       </w:r>
     </w:p>
     <w:tbl>
       <w:tblPr>
-        <w:tblStyle w:val="LightGrid-Accent1"/>
+        <w:tblStyle w:val="TableGrid"/>
         <w:tblW w:type="auto" w:w="0"/>
-        <w:jc w:val="left"/>
         <w:tblLook w:firstColumn="1" w:firstRow="1" w:lastColumn="0" w:lastRow="0" w:noHBand="0" w:noVBand="1" w:val="04A0"/>
       </w:tblPr>
       <w:tblGrid>
-        <w:gridCol w:w="3216"/>
-        <w:gridCol w:w="3216"/>
-        <w:gridCol w:w="3216"/>
+        <w:gridCol w:w="2880"/>
+        <w:gridCol w:w="2880"/>
+        <w:gridCol w:w="2880"/>
       </w:tblGrid>
       <w:tr>
         <w:tc>
           <w:tcPr>
-            <w:tcW w:type="dxa" w:w="3216"/>
+            <w:tcW w:type="dxa" w:w="2880"/>
           </w:tcPr>
           <w:p>
-            <w:r>
-              <w:rPr>
-                <w:b/>
-              </w:rPr>
-            </w:r>
             <w:r>
               <w:rPr>
                 <w:b/>
@@ -292,14 +378,9 @@
         </w:tc>
         <w:tc>
           <w:tcPr>
-            <w:tcW w:type="dxa" w:w="3216"/>
+            <w:tcW w:type="dxa" w:w="2880"/>
           </w:tcPr>
           <w:p>
-            <w:r>
-              <w:rPr>
-                <w:b/>
-              </w:rPr>
-            </w:r>
             <w:r>
               <w:rPr>
                 <w:b/>
@@ -310,14 +391,9 @@
         </w:tc>
         <w:tc>
           <w:tcPr>
-            <w:tcW w:type="dxa" w:w="3216"/>
+            <w:tcW w:type="dxa" w:w="2880"/>
           </w:tcPr>
           <w:p>
-            <w:r>
-              <w:rPr>
-                <w:b/>
-              </w:rPr>
-            </w:r>
             <w:r>
               <w:rPr>
                 <w:b/>
@@ -330,10 +406,9 @@
       <w:tr>
         <w:tc>
           <w:tcPr>
-            <w:tcW w:type="dxa" w:w="3216"/>
+            <w:tcW w:type="dxa" w:w="2880"/>
           </w:tcPr>
           <w:p>
-            <w:r/>
             <w:r>
               <w:t>Cofounder &amp; CEO — Engineering</w:t>
             </w:r>
@@ -341,10 +416,9 @@
         </w:tc>
         <w:tc>
           <w:tcPr>
-            <w:tcW w:type="dxa" w:w="3216"/>
+            <w:tcW w:type="dxa" w:w="2880"/>
           </w:tcPr>
           <w:p>
-            <w:r/>
             <w:r>
               <w:t>Peter Mbugua</w:t>
             </w:r>
@@ -352,15 +426,14 @@
         </w:tc>
         <w:tc>
           <w:tcPr>
-            <w:tcW w:type="dxa" w:w="3216"/>
+            <w:tcW w:type="dxa" w:w="2880"/>
           </w:tcPr>
           <w:p>
-            <w:r/>
             <w:r>
               <w:rPr>
                 <w:b/>
               </w:rPr>
-              <w:t>21%</w:t>
+              <w:t>16%</w:t>
             </w:r>
           </w:p>
         </w:tc>
@@ -368,10 +441,9 @@
       <w:tr>
         <w:tc>
           <w:tcPr>
-            <w:tcW w:type="dxa" w:w="3216"/>
+            <w:tcW w:type="dxa" w:w="2880"/>
           </w:tcPr>
           <w:p>
-            <w:r/>
             <w:r>
               <w:t>Cofounder — Security Engineering &amp; Trust</w:t>
             </w:r>
@@ -379,10 +451,9 @@
         </w:tc>
         <w:tc>
           <w:tcPr>
-            <w:tcW w:type="dxa" w:w="3216"/>
+            <w:tcW w:type="dxa" w:w="2880"/>
           </w:tcPr>
           <w:p>
-            <w:r/>
             <w:r>
               <w:rPr>
                 <w:i/>
@@ -393,15 +464,14 @@
         </w:tc>
         <w:tc>
           <w:tcPr>
-            <w:tcW w:type="dxa" w:w="3216"/>
+            <w:tcW w:type="dxa" w:w="2880"/>
           </w:tcPr>
           <w:p>
-            <w:r/>
             <w:r>
               <w:rPr>
                 <w:b/>
               </w:rPr>
-              <w:t>19%</w:t>
+              <w:t>16%</w:t>
             </w:r>
           </w:p>
         </w:tc>
@@ -409,10 +479,9 @@
       <w:tr>
         <w:tc>
           <w:tcPr>
-            <w:tcW w:type="dxa" w:w="3216"/>
+            <w:tcW w:type="dxa" w:w="2880"/>
           </w:tcPr>
           <w:p>
-            <w:r/>
             <w:r>
               <w:t>Cofounder — Marketing, Sales &amp; Partnerships</w:t>
             </w:r>
@@ -420,10 +489,9 @@
         </w:tc>
         <w:tc>
           <w:tcPr>
-            <w:tcW w:type="dxa" w:w="3216"/>
+            <w:tcW w:type="dxa" w:w="2880"/>
           </w:tcPr>
           <w:p>
-            <w:r/>
             <w:r>
               <w:t>[●]</w:t>
             </w:r>
@@ -431,12 +499,11 @@
         </w:tc>
         <w:tc>
           <w:tcPr>
-            <w:tcW w:type="dxa" w:w="3216"/>
+            <w:tcW w:type="dxa" w:w="2880"/>
           </w:tcPr>
           <w:p>
-            <w:r/>
             <w:r>
-              <w:t>19%</w:t>
+              <w:t>16%</w:t>
             </w:r>
           </w:p>
         </w:tc>
@@ -444,10 +511,9 @@
       <w:tr>
         <w:tc>
           <w:tcPr>
-            <w:tcW w:type="dxa" w:w="3216"/>
+            <w:tcW w:type="dxa" w:w="2880"/>
           </w:tcPr>
           <w:p>
-            <w:r/>
             <w:r>
               <w:t>Cofounder — Finance, Strategy &amp; Controller</w:t>
             </w:r>
@@ -455,10 +521,9 @@
         </w:tc>
         <w:tc>
           <w:tcPr>
-            <w:tcW w:type="dxa" w:w="3216"/>
+            <w:tcW w:type="dxa" w:w="2880"/>
           </w:tcPr>
           <w:p>
-            <w:r/>
             <w:r>
               <w:t>[●]</w:t>
             </w:r>
@@ -466,12 +531,11 @@
         </w:tc>
         <w:tc>
           <w:tcPr>
-            <w:tcW w:type="dxa" w:w="3216"/>
+            <w:tcW w:type="dxa" w:w="2880"/>
           </w:tcPr>
           <w:p>
-            <w:r/>
             <w:r>
-              <w:t>19%</w:t>
+              <w:t>16%</w:t>
             </w:r>
           </w:p>
         </w:tc>
@@ -479,10 +543,41 @@
       <w:tr>
         <w:tc>
           <w:tcPr>
-            <w:tcW w:type="dxa" w:w="3216"/>
+            <w:tcW w:type="dxa" w:w="2880"/>
           </w:tcPr>
           <w:p>
-            <w:r/>
+            <w:r>
+              <w:t>Cofounder — Legal, Compliance &amp; Research</w:t>
+            </w:r>
+          </w:p>
+        </w:tc>
+        <w:tc>
+          <w:tcPr>
+            <w:tcW w:type="dxa" w:w="2880"/>
+          </w:tcPr>
+          <w:p>
+            <w:r>
+              <w:t>[●]</w:t>
+            </w:r>
+          </w:p>
+        </w:tc>
+        <w:tc>
+          <w:tcPr>
+            <w:tcW w:type="dxa" w:w="2880"/>
+          </w:tcPr>
+          <w:p>
+            <w:r>
+              <w:t>16%</w:t>
+            </w:r>
+          </w:p>
+        </w:tc>
+      </w:tr>
+      <w:tr>
+        <w:tc>
+          <w:tcPr>
+            <w:tcW w:type="dxa" w:w="2880"/>
+          </w:tcPr>
+          <w:p>
             <w:r>
               <w:t>Unallocated reserve (future hires / option pool)</w:t>
             </w:r>
@@ -490,10 +585,9 @@
         </w:tc>
         <w:tc>
           <w:tcPr>
-            <w:tcW w:type="dxa" w:w="3216"/>
+            <w:tcW w:type="dxa" w:w="2880"/>
           </w:tcPr>
           <w:p>
-            <w:r/>
             <w:r>
               <w:t>held for unanimous founder decision</w:t>
             </w:r>
@@ -501,12 +595,14 @@
         </w:tc>
         <w:tc>
           <w:tcPr>
-            <w:tcW w:type="dxa" w:w="3216"/>
+            <w:tcW w:type="dxa" w:w="2880"/>
           </w:tcPr>
           <w:p>
-            <w:r/>
             <w:r>
-              <w:t>3%</w:t>
+              <w:rPr>
+                <w:b/>
+              </w:rPr>
+              <w:t>20%</w:t>
             </w:r>
           </w:p>
         </w:tc>
@@ -514,10 +610,9 @@
       <w:tr>
         <w:tc>
           <w:tcPr>
-            <w:tcW w:type="dxa" w:w="3216"/>
+            <w:tcW w:type="dxa" w:w="2880"/>
           </w:tcPr>
           <w:p>
-            <w:r/>
             <w:r>
               <w:rPr>
                 <w:b/>
@@ -528,18 +623,15 @@
         </w:tc>
         <w:tc>
           <w:tcPr>
-            <w:tcW w:type="dxa" w:w="3216"/>
+            <w:tcW w:type="dxa" w:w="2880"/>
           </w:tcPr>
-          <w:p>
-            <w:r/>
-          </w:p>
+          <w:p/>
         </w:tc>
         <w:tc>
           <w:tcPr>
-            <w:tcW w:type="dxa" w:w="3216"/>
+            <w:tcW w:type="dxa" w:w="2880"/>
           </w:tcPr>
           <w:p>
-            <w:r/>
             <w:r>
               <w:rPr>
                 <w:b/>
@@ -553,6 +645,68 @@
     <w:p/>
     <w:p>
       <w:r>
+        <w:t xml:space="preserve">The reserve is set at </w:t>
+      </w:r>
+      <w:r>
+        <w:rPr>
+          <w:b/>
+        </w:rPr>
+        <w:t>20%</w:t>
+      </w:r>
+      <w:r>
+        <w:t xml:space="preserve"> — the market range for an early-stage option pool —</w:t>
+      </w:r>
+    </w:p>
+    <w:p>
+      <w:r>
+        <w:t xml:space="preserve">and is created </w:t>
+      </w:r>
+      <w:r>
+        <w:rPr>
+          <w:b/>
+        </w:rPr>
+        <w:t>at incorporation</w:t>
+      </w:r>
+      <w:r>
+        <w:t xml:space="preserve"> so that future hires and stock options are</w:t>
+      </w:r>
+    </w:p>
+    <w:p>
+      <w:r>
+        <w:t>funded from the reserve instead of diluting founders later. Any top-up beyond 20%</w:t>
+      </w:r>
+    </w:p>
+    <w:p>
+      <w:r>
+        <w:t>requires unanimous founder consent (Annex A, clause 5). Equal equity reflects the</w:t>
+      </w:r>
+    </w:p>
+    <w:p>
+      <w:r>
+        <w:t xml:space="preserve">work done </w:t>
+      </w:r>
+      <w:r>
+        <w:rPr>
+          <w:i/>
+        </w:rPr>
+        <w:t>after</w:t>
+      </w:r>
+      <w:r>
+        <w:t xml:space="preserve"> the start date; the CEO's pre-founding build is acknowledged</w:t>
+      </w:r>
+    </w:p>
+    <w:p>
+      <w:r>
+        <w:t>through role and casting-vote authority, not extra equity. Percentages above are</w:t>
+      </w:r>
+    </w:p>
+    <w:p>
+      <w:r>
+        <w:t>indicative pending the Founders' Shareholders' Agreement.</w:t>
+      </w:r>
+    </w:p>
+    <w:p>
+      <w:r>
         <w:t>All founder equity vests on identical terms (Annex A). No seat carries special</w:t>
       </w:r>
     </w:p>
@@ -566,53 +720,59 @@
         <w:pStyle w:val="Heading2"/>
       </w:pPr>
       <w:r>
-        <w:rPr>
-          <w:color w:val="1A1A1A"/>
-        </w:rPr>
         <w:t>1. Why this seat exists</w:t>
       </w:r>
-    </w:p>
-    <w:p>
+      <w:r>
+        <w:br/>
+      </w:r>
       <w:r>
         <w:t>BuddyUp's differentiator is trust: age controls, identity verification, mutual</w:t>
       </w:r>
-    </w:p>
-    <w:p>
+      <w:r>
+        <w:br/>
+      </w:r>
       <w:r>
         <w:t>messaging, payment integrity, moderation. Trust that gets broken once — a leaked</w:t>
       </w:r>
-    </w:p>
-    <w:p>
+      <w:r>
+        <w:br/>
+      </w:r>
       <w:r>
         <w:t>verification document, a drained wallet flow, a hijacked live stream — ends the</w:t>
       </w:r>
-    </w:p>
-    <w:p>
+      <w:r>
+        <w:br/>
+      </w:r>
       <w:r>
         <w:t>company in this market.</w:t>
       </w:r>
-    </w:p>
-    <w:p>
+      <w:r>
+        <w:br/>
+      </w:r>
       <w:r>
         <w:t>The stack is real and live: Django/DRF + Postgres + Redis/Celery behind nginx,</w:t>
       </w:r>
-    </w:p>
-    <w:p>
+      <w:r>
+        <w:br/>
+      </w:r>
       <w:r>
         <w:t>Flutter + React clients, self-hosted LiveKit media with TURN, Flutterwave/M-PESA</w:t>
       </w:r>
-    </w:p>
-    <w:p>
+      <w:r>
+        <w:br/>
+      </w:r>
       <w:r>
         <w:t>payment rails, JWT auth with TOTP, WebAuthn passkeys, recovery codes, device sessions,</w:t>
       </w:r>
-    </w:p>
-    <w:p>
+      <w:r>
+        <w:br/>
+      </w:r>
       <w:r>
         <w:t>rate-limited WebSocket consumers, Cloudinary storage with validated uploads.</w:t>
       </w:r>
-    </w:p>
-    <w:p>
+      <w:r>
+        <w:br/>
+      </w:r>
       <w:r>
         <w:t>Security here is not a checklist to add later; it is a system to operate daily.</w:t>
       </w:r>
@@ -622,21 +782,22 @@
         <w:pStyle w:val="Heading2"/>
       </w:pPr>
       <w:r>
-        <w:rPr>
-          <w:color w:val="1A1A1A"/>
-        </w:rPr>
         <w:t>2. Mandate</w:t>
       </w:r>
-    </w:p>
-    <w:p>
+      <w:r>
+        <w:br/>
+      </w:r>
       <w:r>
         <w:t>Own security end-to-end — as an engineer who ships, not a policy author:</w:t>
       </w:r>
     </w:p>
     <w:p>
       <w:pPr>
-        <w:pStyle w:val="ListNumber"/>
+        <w:ind w:left="360"/>
       </w:pPr>
+      <w:r>
+        <w:t xml:space="preserve">1. </w:t>
+      </w:r>
       <w:r>
         <w:rPr>
           <w:b/>
@@ -651,8 +812,9 @@
       <w:r>
         <w:t>Own the threat model for every feature before launch (STRIDE-level thinking on</w:t>
       </w:r>
-    </w:p>
-    <w:p>
+      <w:r>
+        <w:br/>
+      </w:r>
       <w:r>
         <w:t>messaging, calls, marketplace, wallets, verification documents).</w:t>
       </w:r>
@@ -664,8 +826,9 @@
       <w:r>
         <w:t>Enforce secure defaults in CI: lint gates, dependency scanning, secret hygiene,</w:t>
       </w:r>
-    </w:p>
-    <w:p>
+      <w:r>
+        <w:br/>
+      </w:r>
       <w:r>
         <w:t>migration review.</w:t>
       </w:r>
@@ -677,21 +840,26 @@
       <w:r>
         <w:t>Run the hardening backlog: rate limits, object-level authorization audits,</w:t>
       </w:r>
-    </w:p>
-    <w:p>
+      <w:r>
+        <w:br/>
+      </w:r>
       <w:r>
         <w:t>upload validation, webhook signature verification (Flutterwave et al.), session</w:t>
       </w:r>
-    </w:p>
-    <w:p>
+      <w:r>
+        <w:br/>
+      </w:r>
       <w:r>
         <w:t>lifecycle, admin surface exposure.</w:t>
       </w:r>
     </w:p>
     <w:p>
       <w:pPr>
-        <w:pStyle w:val="ListNumber"/>
+        <w:ind w:left="360"/>
       </w:pPr>
+      <w:r>
+        <w:t xml:space="preserve">2. </w:t>
+      </w:r>
       <w:r>
         <w:rPr>
           <w:b/>
@@ -706,8 +874,9 @@
       <w:r>
         <w:t>Co-own reconciliation integrity with the Finance cofounder; webhook replay/</w:t>
       </w:r>
-    </w:p>
-    <w:p>
+      <w:r>
+        <w:br/>
+      </w:r>
       <w:r>
         <w:t>tampering resistance; anti-double-credit locks; refund-abuse controls.</w:t>
       </w:r>
@@ -719,16 +888,20 @@
       <w:r>
         <w:t>Define fraud rules for artifact economy abuse without turning artifacts into</w:t>
       </w:r>
-    </w:p>
-    <w:p>
+      <w:r>
+        <w:br/>
+      </w:r>
       <w:r>
         <w:t>regulated stored value.</w:t>
       </w:r>
     </w:p>
     <w:p>
       <w:pPr>
-        <w:pStyle w:val="ListNumber"/>
+        <w:ind w:left="360"/>
       </w:pPr>
+      <w:r>
+        <w:t xml:space="preserve">3. </w:t>
+      </w:r>
       <w:r>
         <w:rPr>
           <w:b/>
@@ -743,21 +916,26 @@
       <w:r>
         <w:t>Jointly own breach detection/notification runbooks with the Legal cofounder;</w:t>
       </w:r>
-    </w:p>
-    <w:p>
+      <w:r>
+        <w:br/>
+      </w:r>
       <w:r>
         <w:t>encryption at rest/in transit posture; verification-document handling</w:t>
       </w:r>
-    </w:p>
-    <w:p>
+      <w:r>
+        <w:br/>
+      </w:r>
       <w:r>
         <w:t>(shortest-lived access, audit logs).</w:t>
       </w:r>
     </w:p>
     <w:p>
       <w:pPr>
-        <w:pStyle w:val="ListNumber"/>
+        <w:ind w:left="360"/>
       </w:pPr>
+      <w:r>
+        <w:t xml:space="preserve">4. </w:t>
+      </w:r>
       <w:r>
         <w:rPr>
           <w:b/>
@@ -772,16 +950,20 @@
       <w:r>
         <w:t>Write and rehearse the IR plan (who calls whom in the first hour); lead the</w:t>
       </w:r>
-    </w:p>
-    <w:p>
+      <w:r>
+        <w:br/>
+      </w:r>
       <w:r>
         <w:t>on-call rotation; publish post-mortems internally without blame.</w:t>
       </w:r>
     </w:p>
     <w:p>
       <w:pPr>
-        <w:pStyle w:val="ListNumber"/>
+        <w:ind w:left="360"/>
       </w:pPr>
+      <w:r>
+        <w:t xml:space="preserve">5. </w:t>
+      </w:r>
       <w:r>
         <w:rPr>
           <w:b/>
@@ -804,8 +986,9 @@
       <w:r>
         <w:t>Maintain the security section of partner/due-diligence documentation for sales</w:t>
       </w:r>
-    </w:p>
-    <w:p>
+      <w:r>
+        <w:br/>
+      </w:r>
       <w:r>
         <w:t>and fundraising.</w:t>
       </w:r>
@@ -815,9 +998,6 @@
         <w:pStyle w:val="Heading2"/>
       </w:pPr>
       <w:r>
-        <w:rPr>
-          <w:color w:val="1A1A1A"/>
-        </w:rPr>
         <w:t>3. Decision rights</w:t>
       </w:r>
     </w:p>
@@ -834,8 +1014,9 @@
       <w:r>
         <w:t xml:space="preserve"> any launch that processes payments, verification</w:t>
       </w:r>
-    </w:p>
-    <w:p>
+      <w:r>
+        <w:br/>
+      </w:r>
       <w:r>
         <w:t>documents or minors' data without meeting the agreed security baseline.</w:t>
       </w:r>
@@ -853,8 +1034,9 @@
       <w:r>
         <w:t xml:space="preserve"> security tooling budget within plan, incident declarations,</w:t>
       </w:r>
-    </w:p>
-    <w:p>
+      <w:r>
+        <w:br/>
+      </w:r>
       <w:r>
         <w:t>emergency mitigation actions (including taking a feature offline), secrets policy.</w:t>
       </w:r>
@@ -872,20 +1054,162 @@
       <w:r>
         <w:t xml:space="preserve"> new third-party processors handling user data (with Legal),</w:t>
       </w:r>
+      <w:r>
+        <w:br/>
+      </w:r>
+      <w:r>
+        <w:t>production infrastructure changes affecting data residency.</w:t>
+      </w:r>
+      <w:r>
+        <w:br/>
+      </w:r>
+      <w:r>
+        <w:t>You will be measured on shipped protections and incident outcomes — never on</w:t>
+      </w:r>
+      <w:r>
+        <w:br/>
+      </w:r>
+      <w:r>
+        <w:t>bureaucracy. The veto exists so you can say "not yet" and be thanked for it.</w:t>
+      </w:r>
     </w:p>
     <w:p>
-      <w:r>
-        <w:t>production infrastructure changes affecting data residency.</w:t>
+      <w:pPr>
+        <w:pStyle w:val="Heading3"/>
+      </w:pPr>
+      <w:r>
+        <w:t>Deadlocks &amp; the CEO casting vote</w:t>
+      </w:r>
+      <w:r>
+        <w:br/>
+      </w:r>
+      <w:r>
+        <w:t>Each founder decides their own domain (above). For cross-domain or company-level</w:t>
+      </w:r>
+      <w:r>
+        <w:br/>
+      </w:r>
+      <w:r>
+        <w:t>decisions that deadlock after genuine discussion:</w:t>
       </w:r>
     </w:p>
     <w:p>
-      <w:r>
-        <w:t>You will be measured on shipped protections and incident outcomes — never on</w:t>
+      <w:pPr>
+        <w:ind w:left="360"/>
+      </w:pPr>
+      <w:r>
+        <w:t>1. Each position is written down with reasons and evidence (one page max).</w:t>
       </w:r>
     </w:p>
     <w:p>
-      <w:r>
-        <w:t>bureaucracy. The veto exists so you can say "not yet" and be thanked for it.</w:t>
+      <w:pPr>
+        <w:ind w:left="360"/>
+      </w:pPr>
+      <w:r>
+        <w:t>2. A 48-hour cool-off follows; most disagreements dissolve here.</w:t>
+      </w:r>
+    </w:p>
+    <w:p>
+      <w:pPr>
+        <w:ind w:left="360"/>
+      </w:pPr>
+      <w:r>
+        <w:t xml:space="preserve">3. If not, the </w:t>
+      </w:r>
+      <w:r>
+        <w:rPr>
+          <w:b/>
+        </w:rPr>
+        <w:t>CEO casts the deciding vote</w:t>
+      </w:r>
+      <w:r>
+        <w:t>, with written reasons within five</w:t>
+      </w:r>
+    </w:p>
+    <w:p>
+      <w:r>
+        <w:t>working days.</w:t>
+      </w:r>
+    </w:p>
+    <w:p>
+      <w:pPr>
+        <w:ind w:left="360"/>
+      </w:pPr>
+      <w:r>
+        <w:t xml:space="preserve">4. The decision is recorded in writing and everyone </w:t>
+      </w:r>
+      <w:r>
+        <w:rPr>
+          <w:b/>
+        </w:rPr>
+        <w:t>disagrees and commits</w:t>
+      </w:r>
+      <w:r>
+        <w:t xml:space="preserve"> —</w:t>
+      </w:r>
+    </w:p>
+    <w:p>
+      <w:r>
+        <w:t>no relitigating.</w:t>
+      </w:r>
+    </w:p>
+    <w:p>
+      <w:pPr>
+        <w:ind w:left="360"/>
+      </w:pPr>
+      <w:r>
+        <w:t>5. The CEO is recused from casting on decisions that directly affect the CEO's</w:t>
+      </w:r>
+    </w:p>
+    <w:p>
+      <w:r>
+        <w:t>own equity, role or removal.</w:t>
+      </w:r>
+    </w:p>
+    <w:p>
+      <w:pPr>
+        <w:ind w:left="360"/>
+      </w:pPr>
+      <w:r>
+        <w:t xml:space="preserve">6. </w:t>
+      </w:r>
+      <w:r>
+        <w:rPr>
+          <w:b/>
+        </w:rPr>
+        <w:t>Reserved matters</w:t>
+      </w:r>
+      <w:r>
+        <w:t xml:space="preserve"> are never settled by the casting vote alone — selling or</w:t>
+      </w:r>
+    </w:p>
+    <w:p>
+      <w:r>
+        <w:t>dissolving the company, removing or adding a cofounder, changing the equity</w:t>
+      </w:r>
+    </w:p>
+    <w:p>
+      <w:r>
+        <w:t>split, or removing the CEO follow the Founders' Shareholders' Agreement.</w:t>
+      </w:r>
+    </w:p>
+    <w:p>
+      <w:r>
+        <w:t>Rationale and options analysis: [</w:t>
+      </w:r>
+      <w:r>
+        <w:rPr>
+          <w:rFonts w:ascii="Consolas" w:hAnsi="Consolas"/>
+        </w:rPr>
+        <w:t>README.md</w:t>
+      </w:r>
+      <w:r>
+        <w:t>](README.md) — "Decision-making &amp; the</w:t>
+      </w:r>
+    </w:p>
+    <w:p>
+      <w:r>
+        <w:t>CEO casting vote". The mechanism becomes binding in the shareholders' agreement.</w:t>
       </w:r>
     </w:p>
     <w:p>
@@ -893,9 +1217,6 @@
         <w:pStyle w:val="Heading2"/>
       </w:pPr>
       <w:r>
-        <w:rPr>
-          <w:color w:val="1A1A1A"/>
-        </w:rPr>
         <w:t>4. Commitment</w:t>
       </w:r>
     </w:p>
@@ -904,12 +1225,40 @@
         <w:pStyle w:val="ListBullet"/>
       </w:pPr>
       <w:r>
-        <w:t>Full-time from the start date; you build alongside the founding engineers and carry</w:t>
-      </w:r>
-    </w:p>
-    <w:p>
-      <w:r>
-        <w:t>a pager from day one.</w:t>
+        <w:rPr>
+          <w:b/>
+        </w:rPr>
+        <w:t>Part-time founding role:</w:t>
+      </w:r>
+      <w:r>
+        <w:t xml:space="preserve"> you commit a minimum of </w:t>
+      </w:r>
+      <w:r>
+        <w:rPr>
+          <w:b/>
+        </w:rPr>
+        <w:t>10 hours per week</w:t>
+      </w:r>
+      <w:r>
+        <w:t xml:space="preserve"> on</w:t>
+      </w:r>
+      <w:r>
+        <w:br/>
+      </w:r>
+      <w:r>
+        <w:t>average, scheduled flexibly around existing commitments. This is a</w:t>
+      </w:r>
+      <w:r>
+        <w:br/>
+      </w:r>
+      <w:r>
+        <w:t>build-the-company seat with real deliverables, not an advisory arrangement.</w:t>
+      </w:r>
+      <w:r>
+        <w:br/>
+      </w:r>
+      <w:r>
+        <w:t>You still carry the pager from day one.</w:t>
       </w:r>
     </w:p>
     <w:p>
@@ -917,13 +1266,34 @@
         <w:pStyle w:val="ListBullet"/>
       </w:pPr>
       <w:r>
+        <w:t xml:space="preserve">Commitment is measured by </w:t>
+      </w:r>
+      <w:r>
         <w:rPr>
           <w:b/>
         </w:rPr>
-        <w:t>Foundations period (first 90 days):</w:t>
-      </w:r>
-      <w:r>
-        <w:t xml:space="preserve"> mutual trial per Annex A.</w:t>
+        <w:t>outcomes</w:t>
+      </w:r>
+      <w:r>
+        <w:t xml:space="preserve"> — the mandate in clause 2 and the</w:t>
+      </w:r>
+      <w:r>
+        <w:br/>
+      </w:r>
+      <w:r>
+        <w:t>deliverables in clause 6 — not hours logged. Where an incident, launch or</w:t>
+      </w:r>
+      <w:r>
+        <w:br/>
+      </w:r>
+      <w:r>
+        <w:t>hardening push needs a focused effort, you make reasonable additional time</w:t>
+      </w:r>
+      <w:r>
+        <w:br/>
+      </w:r>
+      <w:r>
+        <w:t>available by prior agreement.</w:t>
       </w:r>
     </w:p>
     <w:p>
@@ -931,7 +1301,53 @@
         <w:pStyle w:val="ListBullet"/>
       </w:pPr>
       <w:r>
-        <w:t>Directorship expected once the shareholders' agreement is signed.</w:t>
+        <w:t>Commitment level is reviewed together after the foundations period; moving to</w:t>
+      </w:r>
+      <w:r>
+        <w:br/>
+      </w:r>
+      <w:r>
+        <w:t>full-time later is by mutual agreement as the company grows.</w:t>
+      </w:r>
+    </w:p>
+    <w:p>
+      <w:pPr>
+        <w:pStyle w:val="ListBullet"/>
+      </w:pPr>
+      <w:r>
+        <w:rPr>
+          <w:b/>
+        </w:rPr>
+        <w:t>Foundations period (first 90 days):</w:t>
+      </w:r>
+      <w:r>
+        <w:t xml:space="preserve"> mutual trial. Either side may part ways</w:t>
+      </w:r>
+      <w:r>
+        <w:br/>
+      </w:r>
+      <w:r>
+        <w:t>before day 90 with no vested equity and no ongoing obligations beyond confidentiality.</w:t>
+      </w:r>
+    </w:p>
+    <w:p>
+      <w:pPr>
+        <w:pStyle w:val="ListBullet"/>
+      </w:pPr>
+      <w:r>
+        <w:t>Directorship is expected once the shareholders' agreement is signed, and only</w:t>
+      </w:r>
+      <w:r>
+        <w:br/>
+      </w:r>
+      <w:r>
+        <w:t>after director protections are in place (D&amp;O insurance and/or an indemnity to</w:t>
+      </w:r>
+      <w:r>
+        <w:br/>
+      </w:r>
+      <w:r>
+        <w:t>the fullest extent permitted by the Companies Act 2015 — clause 8).</w:t>
       </w:r>
     </w:p>
     <w:p>
@@ -939,13 +1355,11 @@
         <w:pStyle w:val="Heading2"/>
       </w:pPr>
       <w:r>
-        <w:rPr>
-          <w:color w:val="1A1A1A"/>
-        </w:rPr>
         <w:t>5. Equity — summary</w:t>
       </w:r>
-    </w:p>
-    <w:p>
+      <w:r>
+        <w:br/>
+      </w:r>
       <w:r>
         <w:t xml:space="preserve">Grant of </w:t>
       </w:r>
@@ -953,20 +1367,28 @@
         <w:rPr>
           <w:b/>
         </w:rPr>
-        <w:t>19%</w:t>
-      </w:r>
-      <w:r>
-        <w:t xml:space="preserve"> fully-diluted at grant; vesting and leaver terms per Annex A.</w:t>
-      </w:r>
-    </w:p>
-    <w:p>
-      <w:r>
-        <w:t>Equity subject to IP assignment (clause 7) and execution of the shareholders'</w:t>
-      </w:r>
-    </w:p>
-    <w:p>
-      <w:r>
-        <w:t>agreement.</w:t>
+        <w:t>16%</w:t>
+      </w:r>
+      <w:r>
+        <w:t xml:space="preserve"> fully-diluted at grant — equal across all five founder seats —</w:t>
+      </w:r>
+      <w:r>
+        <w:br/>
+      </w:r>
+      <w:r>
+        <w:t>alongside a 20% unallocated reserve created at incorporation; vesting and leaver</w:t>
+      </w:r>
+      <w:r>
+        <w:br/>
+      </w:r>
+      <w:r>
+        <w:t>terms per Annex A (bad-leaver buy-back at fair market value). Equity subject to</w:t>
+      </w:r>
+      <w:r>
+        <w:br/>
+      </w:r>
+      <w:r>
+        <w:t>IP assignment (clause 7) and execution of the shareholders' agreement.</w:t>
       </w:r>
     </w:p>
     <w:p>
@@ -974,18 +1396,15 @@
         <w:pStyle w:val="Heading2"/>
       </w:pPr>
       <w:r>
-        <w:rPr>
-          <w:color w:val="1A1A1A"/>
-        </w:rPr>
         <w:t>6. First 90 days — success looks like</w:t>
       </w:r>
     </w:p>
     <w:p>
       <w:pPr>
-        <w:pStyle w:val="ListNumber"/>
+        <w:ind w:left="360"/>
       </w:pPr>
       <w:r>
-        <w:t>Threat model v2 documented for messaging/calls, marketplace+wallet, and</w:t>
+        <w:t>1. Threat model v2 documented for messaging/calls, marketplace+wallet, and</w:t>
       </w:r>
     </w:p>
     <w:p>
@@ -995,10 +1414,10 @@
     </w:p>
     <w:p>
       <w:pPr>
-        <w:pStyle w:val="ListNumber"/>
+        <w:ind w:left="360"/>
       </w:pPr>
       <w:r>
-        <w:t>CI security gates live: dependency scanning, secret scanning, ruff/eslint</w:t>
+        <w:t>2. CI security gates live: dependency scanning, secret scanning, ruff/eslint</w:t>
       </w:r>
     </w:p>
     <w:p>
@@ -1008,18 +1427,18 @@
     </w:p>
     <w:p>
       <w:pPr>
-        <w:pStyle w:val="ListNumber"/>
+        <w:ind w:left="360"/>
       </w:pPr>
       <w:r>
-        <w:t>Incident response plan v1 written and tabletop-exercised once with the founders.</w:t>
+        <w:t>3. Incident response plan v1 written and tabletop-exercised once with the founders.</w:t>
       </w:r>
     </w:p>
     <w:p>
       <w:pPr>
-        <w:pStyle w:val="ListNumber"/>
+        <w:ind w:left="360"/>
       </w:pPr>
       <w:r>
-        <w:t>External attack-surface review completed (nginx/TLS headers, LiveKit/TURN</w:t>
+        <w:t>4. External attack-surface review completed (nginx/TLS headers, LiveKit/TURN</w:t>
       </w:r>
     </w:p>
     <w:p>
@@ -1029,10 +1448,86 @@
     </w:p>
     <w:p>
       <w:pPr>
-        <w:pStyle w:val="ListNumber"/>
+        <w:ind w:left="360"/>
       </w:pPr>
       <w:r>
-        <w:t>Security one-pager published for partner due-diligence use.</w:t>
+        <w:t>5. Security one-pager published for partner due-diligence use.</w:t>
+      </w:r>
+    </w:p>
+    <w:p>
+      <w:r>
+        <w:rPr>
+          <w:b/>
+        </w:rPr>
+        <w:t>How the 90 days are measured — deliberately realistic:</w:t>
+      </w:r>
+    </w:p>
+    <w:p>
+      <w:pPr>
+        <w:pStyle w:val="ListBullet"/>
+      </w:pPr>
+      <w:r>
+        <w:t>Your obligation is to take each listed action with all reasonable skill and</w:t>
+      </w:r>
+      <w:r>
+        <w:br/>
+      </w:r>
+      <w:r>
+        <w:t>care, keep the founding team informed, and escalate blockers early.</w:t>
+      </w:r>
+    </w:p>
+    <w:p>
+      <w:pPr>
+        <w:pStyle w:val="ListBullet"/>
+      </w:pPr>
+      <w:r>
+        <w:t>Where a step depends on a third party (hosting providers, auditors, assessors,</w:t>
+      </w:r>
+      <w:r>
+        <w:br/>
+      </w:r>
+      <w:r>
+        <w:t>payment providers) and that party's processing exceeds its stated timeline,</w:t>
+      </w:r>
+      <w:r>
+        <w:br/>
+      </w:r>
+      <w:r>
+        <w:t>the deadline extends day-for-day **without the deliverable being treated as</w:t>
+      </w:r>
+      <w:r>
+        <w:br/>
+      </w:r>
+      <w:r>
+        <w:t>failed** — provided you engaged or prompted promptly and can evidence it.</w:t>
+      </w:r>
+    </w:p>
+    <w:p>
+      <w:pPr>
+        <w:pStyle w:val="ListBullet"/>
+      </w:pPr>
+      <w:r>
+        <w:t>At a day-60 checkpoint you and the CEO may re-scope the list by mutual written</w:t>
+      </w:r>
+      <w:r>
+        <w:br/>
+      </w:r>
+      <w:r>
+        <w:t>agreement, without stigma or effect on vesting.</w:t>
+      </w:r>
+    </w:p>
+    <w:p>
+      <w:pPr>
+        <w:pStyle w:val="ListBullet"/>
+      </w:pPr>
+      <w:r>
+        <w:t>This flexibility does not absolve the obligations: unexplained stalls with no</w:t>
+      </w:r>
+      <w:r>
+        <w:br/>
+      </w:r>
+      <w:r>
+        <w:t>third-party cause remain a legitimate concern under the foundations period.</w:t>
       </w:r>
     </w:p>
     <w:p>
@@ -1040,10 +1535,7 @@
         <w:pStyle w:val="Heading2"/>
       </w:pPr>
       <w:r>
-        <w:rPr>
-          <w:color w:val="1A1A1A"/>
-        </w:rPr>
-        <w:t>7. IP, confidentiality &amp; conflicts</w:t>
+        <w:t>7. IP, confidentiality &amp; declaration of interests</w:t>
       </w:r>
     </w:p>
     <w:p>
@@ -1053,8 +1545,9 @@
       <w:r>
         <w:t>All security tooling, runbooks, configurations and fixes belong to BuddyUp Ltd.</w:t>
       </w:r>
-    </w:p>
-    <w:p>
+      <w:r>
+        <w:br/>
+      </w:r>
       <w:r>
         <w:t>from creation.</w:t>
       </w:r>
@@ -1066,8 +1559,9 @@
       <w:r>
         <w:t>Confidentiality is indefinite and starts now; disclosure of company security</w:t>
       </w:r>
-    </w:p>
-    <w:p>
+      <w:r>
+        <w:br/>
+      </w:r>
       <w:r>
         <w:t>posture to third parties requires CEO co-approval except under legal compulsion.</w:t>
       </w:r>
@@ -1077,12 +1571,123 @@
         <w:pStyle w:val="ListBullet"/>
       </w:pPr>
       <w:r>
-        <w:t>Prior commitments and bug-bounty side activity must be declared; testing systems</w:t>
+        <w:rPr>
+          <w:b/>
+        </w:rPr>
+        <w:t>Declaration of interests (not a blanket conflicts bar):</w:t>
       </w:r>
     </w:p>
     <w:p>
-      <w:r>
-        <w:t>outside BuddyUp scope during the engagement requires board consent.</w:t>
+      <w:pPr>
+        <w:pStyle w:val="ListBullet2"/>
+      </w:pPr>
+      <w:r>
+        <w:t>Before signature you complete a written declaration of interests covering</w:t>
+      </w:r>
+      <w:r>
+        <w:br/>
+      </w:r>
+      <w:r>
+        <w:t>current employment, businesses, directorships, significant investments,</w:t>
+      </w:r>
+      <w:r>
+        <w:br/>
+      </w:r>
+      <w:r>
+        <w:t>ongoing bug-bounty participation and other security engagements.</w:t>
+      </w:r>
+    </w:p>
+    <w:p>
+      <w:pPr>
+        <w:pStyle w:val="ListBullet2"/>
+      </w:pPr>
+      <w:r>
+        <w:t xml:space="preserve">Outside work is </w:t>
+      </w:r>
+      <w:r>
+        <w:rPr>
+          <w:b/>
+        </w:rPr>
+        <w:t>permitted</w:t>
+      </w:r>
+      <w:r>
+        <w:t xml:space="preserve"> and is not, by itself, a conflict. What must be</w:t>
+      </w:r>
+      <w:r>
+        <w:br/>
+      </w:r>
+      <w:r>
+        <w:t>disclosed is anything that could materially impair impartiality, divert</w:t>
+      </w:r>
+      <w:r>
+        <w:br/>
+      </w:r>
+      <w:r>
+        <w:t>BuddyUp's security work elsewhere, or place you opposite the company (e.g.</w:t>
+      </w:r>
+      <w:r>
+        <w:br/>
+      </w:r>
+      <w:r>
+        <w:t>testing a competitor's platform in a way that overlaps BuddyUp scope, or an</w:t>
+      </w:r>
+      <w:r>
+        <w:br/>
+      </w:r>
+      <w:r>
+        <w:t>engagement with a party in dispute with BuddyUp). Testing systems outside</w:t>
+      </w:r>
+      <w:r>
+        <w:br/>
+      </w:r>
+      <w:r>
+        <w:t>BuddyUp scope during the engagement continues to require board consent.</w:t>
+      </w:r>
+    </w:p>
+    <w:p>
+      <w:pPr>
+        <w:pStyle w:val="ListBullet2"/>
+      </w:pPr>
+      <w:r>
+        <w:t>If a declared interest later becomes a genuine conflict in a specific matter,</w:t>
+      </w:r>
+      <w:r>
+        <w:br/>
+      </w:r>
+      <w:r>
+        <w:t>it is managed case by case — recusal, an information barrier, or re-scoping —</w:t>
+      </w:r>
+      <w:r>
+        <w:br/>
+      </w:r>
+      <w:r>
+        <w:t>rather than by prohibiting the outside work.</w:t>
+      </w:r>
+    </w:p>
+    <w:p>
+      <w:pPr>
+        <w:pStyle w:val="ListBullet2"/>
+      </w:pPr>
+      <w:r>
+        <w:t>The declaration is a living document: refreshed on material change and at</w:t>
+      </w:r>
+      <w:r>
+        <w:br/>
+      </w:r>
+      <w:r>
+        <w:t>least every six months, with the company keeping a simple register.</w:t>
+      </w:r>
+      <w:r>
+        <w:br/>
+      </w:r>
+      <w:r>
+        <w:t>Good-faith disclosure is always safe; only concealment of a known, material</w:t>
+      </w:r>
+      <w:r>
+        <w:br/>
+      </w:r>
+      <w:r>
+        <w:t>interest is a breach.</w:t>
       </w:r>
     </w:p>
     <w:p>
@@ -1090,34 +1695,114 @@
         <w:pStyle w:val="Heading2"/>
       </w:pPr>
       <w:r>
-        <w:rPr>
-          <w:color w:val="1A1A1A"/>
-        </w:rPr>
         <w:t>8. Conditions precedent</w:t>
       </w:r>
     </w:p>
     <w:p>
       <w:pPr>
-        <w:pStyle w:val="ListNumber"/>
+        <w:ind w:left="360"/>
       </w:pPr>
       <w:r>
-        <w:t>Executed Founders' Shareholders' Agreement (Kenyan advocate drafted).</w:t>
+        <w:t>1. Executed Founders' Shareholders' Agreement (Kenyan advocate drafted).</w:t>
       </w:r>
     </w:p>
     <w:p>
       <w:pPr>
-        <w:pStyle w:val="ListNumber"/>
+        <w:ind w:left="360"/>
       </w:pPr>
       <w:r>
-        <w:t>Board appointment paperwork filed.</w:t>
+        <w:t>2. Declaration of interests (clause 7); background check consent (standard for</w:t>
+      </w:r>
+    </w:p>
+    <w:p>
+      <w:r>
+        <w:t>the role).</w:t>
       </w:r>
     </w:p>
     <w:p>
       <w:pPr>
-        <w:pStyle w:val="ListNumber"/>
+        <w:ind w:left="360"/>
       </w:pPr>
       <w:r>
-        <w:t>Declaration of conflicts; background check consent (standard for the role).</w:t>
+        <w:t>3. Director protections in place: D&amp;O insurance bound (or a written company</w:t>
+      </w:r>
+    </w:p>
+    <w:p>
+      <w:r>
+        <w:t>indemnity to the fullest extent permitted by the Companies Act 2015), before</w:t>
+      </w:r>
+    </w:p>
+    <w:p>
+      <w:r>
+        <w:t>board appointment paperwork is filed.</w:t>
+      </w:r>
+    </w:p>
+    <w:p>
+      <w:r>
+        <w:rPr>
+          <w:b/>
+        </w:rPr>
+        <w:t>External counsel costs.</w:t>
+      </w:r>
+      <w:r>
+        <w:t xml:space="preserve"> The advocate for the Founders' Shareholders'</w:t>
+      </w:r>
+    </w:p>
+    <w:p>
+      <w:r>
+        <w:t xml:space="preserve">Agreement is jointly retained and instructed by </w:t>
+      </w:r>
+      <w:r>
+        <w:rPr>
+          <w:b/>
+        </w:rPr>
+        <w:t>the company</w:t>
+      </w:r>
+      <w:r>
+        <w:t>, and those fees</w:t>
+      </w:r>
+    </w:p>
+    <w:p>
+      <w:r>
+        <w:t xml:space="preserve">are an </w:t>
+      </w:r>
+      <w:r>
+        <w:rPr>
+          <w:b/>
+        </w:rPr>
+        <w:t>operational expense of BuddyUp Ltd.</w:t>
+      </w:r>
+      <w:r>
+        <w:t xml:space="preserve"> — not a founder personal cost.</w:t>
+      </w:r>
+    </w:p>
+    <w:p>
+      <w:r>
+        <w:t>The engagement letter (scope, fee estimate and any cap) will be confirmed in</w:t>
+      </w:r>
+    </w:p>
+    <w:p>
+      <w:r>
+        <w:t xml:space="preserve">writing and shared with all founders </w:t>
+      </w:r>
+      <w:r>
+        <w:rPr>
+          <w:b/>
+        </w:rPr>
+        <w:t>before</w:t>
+      </w:r>
+      <w:r>
+        <w:t xml:space="preserve"> instruction. Any separate</w:t>
+      </w:r>
+    </w:p>
+    <w:p>
+      <w:r>
+        <w:t>personal-review advocate a founder chooses to engage for their own side review is</w:t>
+      </w:r>
+    </w:p>
+    <w:p>
+      <w:r>
+        <w:t>at that founder's own cost.</w:t>
       </w:r>
     </w:p>
     <w:p>
@@ -1125,34 +1810,25 @@
         <w:pStyle w:val="Heading2"/>
       </w:pPr>
       <w:r>
-        <w:rPr>
-          <w:color w:val="1A1A1A"/>
-        </w:rPr>
         <w:t>Signatures</w:t>
       </w:r>
     </w:p>
     <w:tbl>
       <w:tblPr>
-        <w:tblStyle w:val="LightGrid-Accent1"/>
+        <w:tblStyle w:val="TableGrid"/>
         <w:tblW w:type="auto" w:w="0"/>
-        <w:jc w:val="left"/>
         <w:tblLook w:firstColumn="1" w:firstRow="1" w:lastColumn="0" w:lastRow="0" w:noHBand="0" w:noVBand="1" w:val="04A0"/>
       </w:tblPr>
       <w:tblGrid>
-        <w:gridCol w:w="4824"/>
-        <w:gridCol w:w="4824"/>
+        <w:gridCol w:w="4320"/>
+        <w:gridCol w:w="4320"/>
       </w:tblGrid>
       <w:tr>
         <w:tc>
           <w:tcPr>
-            <w:tcW w:type="dxa" w:w="4824"/>
+            <w:tcW w:type="dxa" w:w="4320"/>
           </w:tcPr>
           <w:p>
-            <w:r>
-              <w:rPr>
-                <w:b/>
-              </w:rPr>
-            </w:r>
             <w:r>
               <w:rPr>
                 <w:b/>
@@ -1163,14 +1839,9 @@
         </w:tc>
         <w:tc>
           <w:tcPr>
-            <w:tcW w:type="dxa" w:w="4824"/>
+            <w:tcW w:type="dxa" w:w="4320"/>
           </w:tcPr>
           <w:p>
-            <w:r>
-              <w:rPr>
-                <w:b/>
-              </w:rPr>
-            </w:r>
             <w:r>
               <w:rPr>
                 <w:b/>
@@ -1183,10 +1854,9 @@
       <w:tr>
         <w:tc>
           <w:tcPr>
-            <w:tcW w:type="dxa" w:w="4824"/>
+            <w:tcW w:type="dxa" w:w="4320"/>
           </w:tcPr>
           <w:p>
-            <w:r/>
             <w:r>
               <w:t>Name: Peter Mbugua</w:t>
             </w:r>
@@ -1194,10 +1864,9 @@
         </w:tc>
         <w:tc>
           <w:tcPr>
-            <w:tcW w:type="dxa" w:w="4824"/>
+            <w:tcW w:type="dxa" w:w="4320"/>
           </w:tcPr>
           <w:p>
-            <w:r/>
             <w:r>
               <w:t>Name: [Full legal name]</w:t>
             </w:r>
@@ -1207,10 +1876,9 @@
       <w:tr>
         <w:tc>
           <w:tcPr>
-            <w:tcW w:type="dxa" w:w="4824"/>
+            <w:tcW w:type="dxa" w:w="4320"/>
           </w:tcPr>
           <w:p>
-            <w:r/>
             <w:r>
               <w:t>Title: Cofounder &amp; CEO</w:t>
             </w:r>
@@ -1218,10 +1886,9 @@
         </w:tc>
         <w:tc>
           <w:tcPr>
-            <w:tcW w:type="dxa" w:w="4824"/>
+            <w:tcW w:type="dxa" w:w="4320"/>
           </w:tcPr>
           <w:p>
-            <w:r/>
             <w:r>
               <w:t>ID/Passport: [●]</w:t>
             </w:r>
@@ -1231,10 +1898,9 @@
       <w:tr>
         <w:tc>
           <w:tcPr>
-            <w:tcW w:type="dxa" w:w="4824"/>
+            <w:tcW w:type="dxa" w:w="4320"/>
           </w:tcPr>
           <w:p>
-            <w:r/>
             <w:r>
               <w:t>Signature: ________________ Date: ______</w:t>
             </w:r>
@@ -1242,10 +1908,9 @@
         </w:tc>
         <w:tc>
           <w:tcPr>
-            <w:tcW w:type="dxa" w:w="4824"/>
+            <w:tcW w:type="dxa" w:w="4320"/>
           </w:tcPr>
           <w:p>
-            <w:r/>
             <w:r>
               <w:t>Signature: ________________ Date: ______</w:t>
             </w:r>
@@ -1256,24 +1921,14 @@
     <w:p/>
     <w:p>
       <w:pPr>
-        <w:spacing w:before="80"/>
-        <w:pBdr>
-          <w:bottom w:val="single" w:sz="6" w:color="BBBBBB"/>
-        </w:pBdr>
-      </w:pPr>
-    </w:p>
-    <w:p>
-      <w:pPr>
         <w:pStyle w:val="Heading2"/>
       </w:pPr>
       <w:r>
-        <w:rPr>
-          <w:color w:val="1A1A1A"/>
-        </w:rPr>
         <w:t>Annex A — Vesting schedule</w:t>
       </w:r>
-    </w:p>
-    <w:p>
+      <w:r>
+        <w:br/>
+      </w:r>
       <w:r>
         <w:rPr>
           <w:i/>
@@ -1283,65 +1938,346 @@
     </w:p>
     <w:p>
       <w:pPr>
-        <w:pStyle w:val="ListNumber"/>
+        <w:ind w:left="360"/>
       </w:pPr>
       <w:r>
-        <w:t>Grant of 19% of the fully-diluted capital of BuddyUp Ltd. as at the start date,</w:t>
+        <w:t xml:space="preserve">1. </w:t>
+      </w:r>
+      <w:r>
+        <w:rPr>
+          <w:b/>
+        </w:rPr>
+        <w:t>Grant:</w:t>
+      </w:r>
+      <w:r>
+        <w:t xml:space="preserve"> 16% of the fully-diluted capital of BuddyUp Ltd. as at the start</w:t>
       </w:r>
     </w:p>
     <w:p>
       <w:r>
-        <w:t>recorded in the share register.</w:t>
+        <w:t>date, recorded in the share register. Identical for every founder seat.</w:t>
       </w:r>
     </w:p>
     <w:p>
       <w:pPr>
-        <w:pStyle w:val="ListNumber"/>
+        <w:ind w:left="360"/>
       </w:pPr>
       <w:r>
-        <w:t>12-month cliff (25% retroactive), then monthly vesting over 36 months.</w:t>
+        <w:t xml:space="preserve">2. </w:t>
+      </w:r>
+      <w:r>
+        <w:rPr>
+          <w:b/>
+        </w:rPr>
+        <w:t>Cliff:</w:t>
+      </w:r>
+      <w:r>
+        <w:t xml:space="preserve"> no shares vest before the 12-month anniversary of the start date.</w:t>
+      </w:r>
+    </w:p>
+    <w:p>
+      <w:r>
+        <w:t>On passing the cliff, 25% vests retroactively; the remainder vests monthly</w:t>
+      </w:r>
+    </w:p>
+    <w:p>
+      <w:r>
+        <w:t>over the following 36 months.</w:t>
       </w:r>
     </w:p>
     <w:p>
       <w:pPr>
-        <w:pStyle w:val="ListNumber"/>
+        <w:ind w:left="360"/>
       </w:pPr>
       <w:r>
-        <w:t>Good leaver / bad leaver provisions per the shareholders' agreement;</w:t>
-      </w:r>
-    </w:p>
-    <w:p>
-      <w:r>
-        <w:t>unvested shares cancel on departure.</w:t>
+        <w:t xml:space="preserve">3. </w:t>
+      </w:r>
+      <w:r>
+        <w:rPr>
+          <w:b/>
+        </w:rPr>
+        <w:t>Leavers:</w:t>
       </w:r>
     </w:p>
     <w:p>
       <w:pPr>
-        <w:pStyle w:val="ListNumber"/>
+        <w:pStyle w:val="ListBullet2"/>
       </w:pPr>
       <w:r>
-        <w:t>No single-trigger acceleration; double-trigger = 50% acceleration of unvested shares.</w:t>
+        <w:rPr>
+          <w:b/>
+        </w:rPr>
+        <w:t>Good leaver</w:t>
+      </w:r>
+      <w:r>
+        <w:t xml:space="preserve"> — by default, every departure that is not a bad leaver is</w:t>
+      </w:r>
+      <w:r>
+        <w:br/>
+      </w:r>
+      <w:r>
+        <w:t>treated as a good leaver. Explicit examples: death or serious illness,</w:t>
+      </w:r>
+      <w:r>
+        <w:br/>
+      </w:r>
+      <w:r>
+        <w:t>mutual agreement, role eliminated, resignation for good reason (material</w:t>
+      </w:r>
+      <w:r>
+        <w:br/>
+      </w:r>
+      <w:r>
+        <w:t>reduction in agreed role/commitment, unpaid equity terms, or a change the</w:t>
+      </w:r>
+      <w:r>
+        <w:br/>
+      </w:r>
+      <w:r>
+        <w:t>founder did not consent to). Treatment: vested shares retained; unvested</w:t>
+      </w:r>
+      <w:r>
+        <w:br/>
+      </w:r>
+      <w:r>
+        <w:t>cancelled or partly accelerated at board discretion.</w:t>
       </w:r>
     </w:p>
     <w:p>
       <w:pPr>
-        <w:pStyle w:val="ListNumber"/>
+        <w:pStyle w:val="ListBullet2"/>
       </w:pPr>
       <w:r>
-        <w:t>Pro-rata dilution in future rounds; option-pool changes require unanimous founder consent.</w:t>
+        <w:rPr>
+          <w:b/>
+        </w:rPr>
+        <w:t>Bad leaver</w:t>
+      </w:r>
+      <w:r>
+        <w:t xml:space="preserve"> — only the following, determined by majority of the</w:t>
+      </w:r>
+      <w:r>
+        <w:br/>
+      </w:r>
+      <w:r>
+        <w:t>non-affected founders (or the board where independent):</w:t>
       </w:r>
     </w:p>
     <w:p>
       <w:pPr>
-        <w:pStyle w:val="ListNumber"/>
+        <w:ind w:left="864"/>
       </w:pPr>
       <w:r>
-        <w:t>Founder share transfers restricted by pre-emption rights in the shareholders' agreement.</w:t>
+        <w:t>(a) gross misconduct or fraud;</w:t>
+      </w:r>
+    </w:p>
+    <w:p>
+      <w:pPr>
+        <w:ind w:left="864"/>
+      </w:pPr>
+      <w:r>
+        <w:t>(b) conviction of an offence involving dishonesty;</w:t>
+      </w:r>
+    </w:p>
+    <w:p>
+      <w:pPr>
+        <w:ind w:left="864"/>
+      </w:pPr>
+      <w:r>
+        <w:t>(c) material breach of this agreement or the shareholders' agreement</w:t>
+      </w:r>
+    </w:p>
+    <w:p>
+      <w:r>
+        <w:t>(including concealment of a known, material interest declared under</w:t>
+      </w:r>
+    </w:p>
+    <w:p>
+      <w:r>
+        <w:t>clause 7, or breach of confidentiality/IP assignment);</w:t>
+      </w:r>
+    </w:p>
+    <w:p>
+      <w:pPr>
+        <w:ind w:left="864"/>
+      </w:pPr>
+      <w:r>
+        <w:t xml:space="preserve">(d) resignation </w:t>
+      </w:r>
+      <w:r>
+        <w:rPr>
+          <w:b/>
+        </w:rPr>
+        <w:t>without good reason</w:t>
+      </w:r>
+      <w:r>
+        <w:t xml:space="preserve"> within the first 24 months after</w:t>
+      </w:r>
+    </w:p>
+    <w:p>
+      <w:r>
+        <w:t>the cliff;</w:t>
+      </w:r>
+    </w:p>
+    <w:p>
+      <w:pPr>
+        <w:ind w:left="864"/>
+      </w:pPr>
+      <w:r>
+        <w:t>(e) persistent failure to meet the agreed commitment after written warning</w:t>
+      </w:r>
+    </w:p>
+    <w:p>
+      <w:r>
+        <w:t>and a 30-day cure period; or</w:t>
+      </w:r>
+    </w:p>
+    <w:p>
+      <w:pPr>
+        <w:ind w:left="864"/>
+      </w:pPr>
+      <w:r>
+        <w:t>(f) conduct that seriously damages the company's reputation or regulatory</w:t>
+      </w:r>
+    </w:p>
+    <w:p>
+      <w:r>
+        <w:t>standing.</w:t>
+      </w:r>
+    </w:p>
+    <w:p>
+      <w:r>
+        <w:t>Treatment: unvested shares cancel; vested shares are **bought back at fair</w:t>
+      </w:r>
+    </w:p>
+    <w:p>
+      <w:r>
+        <w:t>market value** — determined by an independent valuator jointly appointed by</w:t>
+      </w:r>
+    </w:p>
+    <w:p>
+      <w:r>
+        <w:t>the company and the leaver, or, if an arm's-length financing or valuation</w:t>
+      </w:r>
+    </w:p>
+    <w:p>
+      <w:r>
+        <w:t>occurred within the preceding 12 months, at that round's price per share.</w:t>
+      </w:r>
+    </w:p>
+    <w:p>
+      <w:r>
+        <w:t>Proceeds are payable within 60 days of the valuation. Anything not listed</w:t>
+      </w:r>
+    </w:p>
+    <w:p>
+      <w:r>
+        <w:t>above cannot be treated as bad-leaver conduct.</w:t>
+      </w:r>
+    </w:p>
+    <w:p>
+      <w:pPr>
+        <w:ind w:left="360"/>
+      </w:pPr>
+      <w:r>
+        <w:t xml:space="preserve">4. </w:t>
+      </w:r>
+      <w:r>
+        <w:rPr>
+          <w:b/>
+        </w:rPr>
+        <w:t>Acceleration:</w:t>
+      </w:r>
+      <w:r>
+        <w:t xml:space="preserve"> single-trigger acceleration is not offered; **double-trigger</w:t>
+      </w:r>
+    </w:p>
+    <w:p>
+      <w:r>
+        <w:t>(change of control + termination without cause, or resignation for good</w:t>
+      </w:r>
+    </w:p>
+    <w:p>
+      <w:r>
+        <w:t>reason following a change of control) accelerates 100% of unvested shares.**</w:t>
+      </w:r>
+    </w:p>
+    <w:p>
+      <w:r>
+        <w:t>A change of control alone does not accelerate anything.</w:t>
+      </w:r>
+    </w:p>
+    <w:p>
+      <w:pPr>
+        <w:ind w:left="360"/>
+      </w:pPr>
+      <w:r>
+        <w:t xml:space="preserve">5. </w:t>
+      </w:r>
+      <w:r>
+        <w:rPr>
+          <w:b/>
+        </w:rPr>
+        <w:t>Dilution:</w:t>
+      </w:r>
+      <w:r>
+        <w:t xml:space="preserve"> a </w:t>
+      </w:r>
+      <w:r>
+        <w:rPr>
+          <w:b/>
+        </w:rPr>
+        <w:t>20% unallocated reserve</w:t>
+      </w:r>
+      <w:r>
+        <w:t xml:space="preserve"> (future hires / option pool) is</w:t>
+      </w:r>
+    </w:p>
+    <w:p>
+      <w:r>
+        <w:t>created at incorporation, so future option grants are funded from the reserve</w:t>
+      </w:r>
+    </w:p>
+    <w:p>
+      <w:r>
+        <w:t>rather than by further diluting founders. Future investment rounds dilute all</w:t>
+      </w:r>
+    </w:p>
+    <w:p>
+      <w:r>
+        <w:t>holders pro rata. Any top-up of the pool beyond 20%, or any pool creation from</w:t>
+      </w:r>
+    </w:p>
+    <w:p>
+      <w:r>
+        <w:t>founder holdings, requires unanimous founder consent.</w:t>
+      </w:r>
+    </w:p>
+    <w:p>
+      <w:pPr>
+        <w:ind w:left="360"/>
+      </w:pPr>
+      <w:r>
+        <w:t xml:space="preserve">6. </w:t>
+      </w:r>
+      <w:r>
+        <w:rPr>
+          <w:b/>
+        </w:rPr>
+        <w:t>Lock-in:</w:t>
+      </w:r>
+      <w:r>
+        <w:t xml:space="preserve"> founders may not transfer shares other than per the shareholders'</w:t>
+      </w:r>
+    </w:p>
+    <w:p>
+      <w:r>
+        <w:t>agreement (pre-emption rights apply).</w:t>
       </w:r>
     </w:p>
     <w:sectPr>
       <w:pgSz w:w="12240" w:h="15840"/>
-      <w:pgMar w:top="1440" w:right="1296" w:bottom="1440" w:left="1296" w:header="720" w:footer="720" w:gutter="0"/>
+      <w:pgMar w:top="1440" w:right="1800" w:bottom="1440" w:left="1800" w:header="720" w:footer="720" w:gutter="0"/>
       <w:cols w:space="720"/>
       <w:docGrid w:linePitch="360"/>
     </w:sectPr>
@@ -1712,10 +2648,6 @@
     <w:name w:val="Normal"/>
     <w:qFormat/>
     <w:rsid w:val="00FC693F"/>
-    <w:rPr>
-      <w:rFonts w:ascii="Calibri" w:hAnsi="Calibri"/>
-      <w:sz w:val="21"/>
-    </w:rPr>
   </w:style>
   <w:style w:type="paragraph" w:styleId="Header">
     <w:name w:val="header"/>
